--- a/report_assets/KHCN templates/Hồ sơ tài sản/2929.34.MB.BBXDL BB noi bo XD lai GT QSD dat va TS.docx
+++ b/report_assets/KHCN templates/Hồ sơ tài sản/2929.34.MB.BBXDL BB noi bo XD lai GT QSD dat va TS.docx
@@ -135,7 +135,7 @@
                 </mc:Choice>
                 <mc:Fallback>
                   <w:pict>
-                    <v:line w14:anchorId="115FED86" id="Straight Connector 3" o:spid="_x0000_s1026" style="position:absolute;z-index:251663360;visibility:visible;mso-wrap-style:square;mso-wrap-distance-left:9pt;mso-wrap-distance-top:0;mso-wrap-distance-right:9pt;mso-wrap-distance-bottom:0;mso-position-horizontal:absolute;mso-position-horizontal-relative:text;mso-position-vertical:absolute;mso-position-vertical-relative:text" from="76.65pt,3.3pt" to="175.65pt,3.3pt" o:gfxdata="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" strokecolor="#4579b8 [3044]"/>
+                    <v:line w14:anchorId="55675A6D" id="Straight Connector 3" o:spid="_x0000_s1026" style="position:absolute;z-index:251663360;visibility:visible;mso-wrap-style:square;mso-wrap-distance-left:9pt;mso-wrap-distance-top:0;mso-wrap-distance-right:9pt;mso-wrap-distance-bottom:0;mso-position-horizontal:absolute;mso-position-horizontal-relative:text;mso-position-vertical:absolute;mso-position-vertical-relative:text" from="76.65pt,3.3pt" to="175.65pt,3.3pt" o:gfxdata="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" strokecolor="#4579b8 [3044]"/>
                   </w:pict>
                 </mc:Fallback>
               </mc:AlternateContent>
@@ -264,7 +264,7 @@
                 </mc:Choice>
                 <mc:Fallback>
                   <w:pict>
-                    <v:shapetype w14:anchorId="3BBB37CD" id="_x0000_t32" coordsize="21600,21600" o:spt="32" o:oned="t" path="m,l21600,21600e" filled="f">
+                    <v:shapetype w14:anchorId="12A47852" id="_x0000_t32" coordsize="21600,21600" o:spt="32" o:oned="t" path="m,l21600,21600e" filled="f">
                       <v:path arrowok="t" fillok="f" o:connecttype="none"/>
                       <o:lock v:ext="edit" shapetype="t"/>
                     </v:shapetype>
@@ -714,435 +714,339 @@
         <w:t>m</w:t>
       </w:r>
     </w:p>
-    <w:tbl>
-      <w:tblPr>
-        <w:tblStyle w:val="TableGrid111"/>
-        <w:tblW w:w="10402" w:type="dxa"/>
-        <w:tblInd w:w="-690" w:type="dxa"/>
-        <w:tblBorders>
-          <w:top w:val="none" w:sz="0" w:space="0" w:color="auto"/>
-          <w:left w:val="none" w:sz="0" w:space="0" w:color="auto"/>
-          <w:bottom w:val="none" w:sz="0" w:space="0" w:color="auto"/>
-          <w:right w:val="none" w:sz="0" w:space="0" w:color="auto"/>
-          <w:insideH w:val="none" w:sz="0" w:space="0" w:color="auto"/>
-          <w:insideV w:val="none" w:sz="0" w:space="0" w:color="auto"/>
-        </w:tblBorders>
-        <w:tblLayout w:type="fixed"/>
-        <w:tblLook w:val="04A0" w:firstRow="1" w:lastRow="0" w:firstColumn="1" w:lastColumn="0" w:noHBand="0" w:noVBand="1"/>
-      </w:tblPr>
-      <w:tblGrid>
-        <w:gridCol w:w="686"/>
-        <w:gridCol w:w="9716"/>
-      </w:tblGrid>
-      <w:tr>
-        <w:tc>
-          <w:tcPr>
-            <w:tcW w:w="686" w:type="dxa"/>
-          </w:tcPr>
-          <w:p>
-            <w:pPr>
-              <w:spacing w:after="0" w:line="276" w:lineRule="auto"/>
-              <w:ind w:firstLine="567"/>
-              <w:jc w:val="both"/>
-              <w:rPr>
-                <w:color w:val="FFFFFF" w:themeColor="background1"/>
-                <w:sz w:val="16"/>
-                <w:szCs w:val="26"/>
-                <w:lang w:val="es-MX"/>
-              </w:rPr>
-            </w:pPr>
-          </w:p>
-        </w:tc>
-        <w:tc>
-          <w:tcPr>
-            <w:tcW w:w="9716" w:type="dxa"/>
-          </w:tcPr>
-          <w:p>
-            <w:pPr>
-              <w:spacing w:after="0" w:line="276" w:lineRule="auto"/>
-              <w:ind w:firstLine="567"/>
-              <w:jc w:val="both"/>
-              <w:rPr>
-                <w:sz w:val="26"/>
-                <w:szCs w:val="26"/>
-              </w:rPr>
-            </w:pPr>
-            <w:r>
-              <w:rPr>
-                <w:b/>
-                <w:sz w:val="26"/>
-                <w:szCs w:val="26"/>
-              </w:rPr>
-              <w:t xml:space="preserve">* </w:t>
-            </w:r>
-            <w:r>
-              <w:rPr>
-                <w:b/>
-                <w:sz w:val="26"/>
-                <w:szCs w:val="26"/>
-                <w:lang w:val="vi-VN"/>
-              </w:rPr>
-              <w:t>Họ tên</w:t>
-            </w:r>
-            <w:r>
-              <w:rPr>
-                <w:b/>
-                <w:sz w:val="26"/>
-                <w:szCs w:val="26"/>
-              </w:rPr>
-              <w:t>: [Tên khách hàng]</w:t>
-            </w:r>
-            <w:r>
-              <w:rPr>
-                <w:sz w:val="26"/>
-                <w:szCs w:val="26"/>
-              </w:rPr>
-              <w:t xml:space="preserve">. </w:t>
-            </w:r>
-            <w:r>
-              <w:rPr>
-                <w:sz w:val="26"/>
-                <w:szCs w:val="26"/>
-              </w:rPr>
-              <w:t>Sinh năm</w:t>
-            </w:r>
-            <w:r>
-              <w:rPr>
-                <w:sz w:val="26"/>
-                <w:szCs w:val="26"/>
-              </w:rPr>
-              <w:t>: [Năm sinh]</w:t>
-            </w:r>
-          </w:p>
-          <w:p>
-            <w:pPr>
-              <w:spacing w:after="0" w:line="276" w:lineRule="auto"/>
-              <w:ind w:firstLine="567"/>
-              <w:jc w:val="both"/>
-              <w:rPr>
-                <w:sz w:val="26"/>
-                <w:szCs w:val="26"/>
-              </w:rPr>
-            </w:pPr>
-            <w:r>
-              <w:rPr>
-                <w:sz w:val="26"/>
-                <w:szCs w:val="26"/>
-              </w:rPr>
-              <w:t>- [Loại giấy tờ tùy thân]</w:t>
-            </w:r>
-            <w:r>
-              <w:rPr>
-                <w:sz w:val="26"/>
-                <w:szCs w:val="26"/>
-                <w:lang w:val="vi-VN"/>
-              </w:rPr>
-              <w:t xml:space="preserve"> số [CMND] cấp</w:t>
-            </w:r>
-            <w:r>
-              <w:rPr>
-                <w:sz w:val="26"/>
-                <w:szCs w:val="26"/>
-              </w:rPr>
-              <w:t xml:space="preserve"> ngày</w:t>
-            </w:r>
-            <w:r>
-              <w:rPr>
-                <w:sz w:val="26"/>
-                <w:szCs w:val="26"/>
-                <w:lang w:val="vi-VN"/>
-              </w:rPr>
-              <w:t>: [Ngày cấp]</w:t>
-            </w:r>
-            <w:r>
-              <w:rPr>
-                <w:sz w:val="26"/>
-                <w:szCs w:val="26"/>
-              </w:rPr>
-              <w:t>. Nơi cấp</w:t>
-            </w:r>
-            <w:r>
-              <w:rPr>
-                <w:sz w:val="26"/>
-                <w:szCs w:val="26"/>
-                <w:lang w:val="vi-VN"/>
-              </w:rPr>
-              <w:t>: [Nơi cấp]</w:t>
-            </w:r>
-          </w:p>
-          <w:p>
-            <w:pPr>
-              <w:spacing w:after="0" w:line="276" w:lineRule="auto"/>
-              <w:ind w:firstLine="567"/>
-              <w:jc w:val="both"/>
-              <w:rPr>
-                <w:sz w:val="26"/>
-                <w:szCs w:val="26"/>
-              </w:rPr>
-            </w:pPr>
-            <w:r>
-              <w:rPr>
-                <w:sz w:val="26"/>
-                <w:szCs w:val="26"/>
-              </w:rPr>
-              <w:t>- CMND số [CMND cũ]</w:t>
-            </w:r>
-          </w:p>
-          <w:p>
-            <w:pPr>
-              <w:spacing w:after="0" w:line="276" w:lineRule="auto"/>
-              <w:ind w:firstLine="567"/>
-              <w:jc w:val="both"/>
-              <w:rPr>
-                <w:sz w:val="26"/>
-                <w:szCs w:val="26"/>
-              </w:rPr>
-            </w:pPr>
-            <w:r>
-              <w:rPr>
-                <w:sz w:val="26"/>
-                <w:szCs w:val="26"/>
-              </w:rPr>
-              <w:t>- Địa chỉ thường trú: [Nơi thường trú]</w:t>
-            </w:r>
-          </w:p>
-          <w:p>
-            <w:pPr>
-              <w:spacing w:after="0" w:line="276" w:lineRule="auto"/>
-              <w:ind w:firstLine="567"/>
-              <w:jc w:val="both"/>
-              <w:rPr>
-                <w:sz w:val="26"/>
-                <w:szCs w:val="26"/>
-              </w:rPr>
-            </w:pPr>
-            <w:r>
-              <w:rPr>
-                <w:sz w:val="26"/>
-                <w:szCs w:val="26"/>
-              </w:rPr>
-              <w:t>- Địa chỉ hiện tại:</w:t>
-            </w:r>
-            <w:r>
-              <w:rPr>
-                <w:iCs/>
-                <w:sz w:val="26"/>
-                <w:szCs w:val="26"/>
-              </w:rPr>
-              <w:t xml:space="preserve"> [Địa chỉ]</w:t>
-            </w:r>
-          </w:p>
-        </w:tc>
-      </w:tr>
-      <w:tr>
-        <w:tc>
-          <w:tcPr>
-            <w:tcW w:w="686" w:type="dxa"/>
-          </w:tcPr>
-          <w:p>
-            <w:pPr>
-              <w:spacing w:after="0" w:line="276" w:lineRule="auto"/>
-              <w:ind w:firstLine="567"/>
-              <w:jc w:val="both"/>
-              <w:rPr>
-                <w:color w:val="FFFFFF" w:themeColor="background1"/>
-                <w:sz w:val="16"/>
-                <w:szCs w:val="26"/>
-                <w:lang w:val="es-MX"/>
-              </w:rPr>
-            </w:pPr>
-            <w:r>
-              <w:rPr>
-                <w:color w:val="FFFFFF" w:themeColor="background1"/>
-                <w:sz w:val="16"/>
-                <w:szCs w:val="26"/>
-                <w:lang w:val="es-MX"/>
-              </w:rPr>
-              <w:t>[TV.STT]</w:t>
-            </w:r>
-          </w:p>
-        </w:tc>
-        <w:tc>
-          <w:tcPr>
-            <w:tcW w:w="9716" w:type="dxa"/>
-          </w:tcPr>
-          <w:p>
-            <w:pPr>
-              <w:spacing w:after="0" w:line="276" w:lineRule="auto"/>
-              <w:ind w:firstLine="567"/>
-              <w:jc w:val="both"/>
-              <w:rPr>
-                <w:sz w:val="26"/>
-                <w:szCs w:val="26"/>
-                <w:lang w:val="es-MX"/>
-              </w:rPr>
-            </w:pPr>
-            <w:r>
-              <w:rPr>
-                <w:b/>
-                <w:sz w:val="26"/>
-                <w:szCs w:val="26"/>
-                <w:lang w:val="es-MX"/>
-              </w:rPr>
-              <w:t>* Họ tên:</w:t>
-            </w:r>
-            <w:r>
-              <w:rPr>
-                <w:sz w:val="26"/>
-                <w:szCs w:val="26"/>
-                <w:lang w:val="es-MX"/>
-              </w:rPr>
-              <w:t xml:space="preserve"> </w:t>
-            </w:r>
-            <w:r>
-              <w:rPr>
-                <w:b/>
-                <w:sz w:val="26"/>
-                <w:szCs w:val="26"/>
-                <w:lang w:val="es-MX"/>
-              </w:rPr>
-              <w:t>[TV.Họ và tên]</w:t>
-            </w:r>
-            <w:r>
-              <w:rPr>
-                <w:sz w:val="26"/>
-                <w:szCs w:val="26"/>
-                <w:lang w:val="es-MX"/>
-              </w:rPr>
-              <w:t xml:space="preserve">. </w:t>
-            </w:r>
-            <w:r>
-              <w:rPr>
-                <w:sz w:val="26"/>
-                <w:szCs w:val="26"/>
-              </w:rPr>
-              <w:t>Sinh năm</w:t>
-            </w:r>
-            <w:r>
-              <w:rPr>
-                <w:sz w:val="26"/>
-                <w:szCs w:val="26"/>
-              </w:rPr>
-              <w:t>: [TV.Năm sinh]</w:t>
-            </w:r>
-          </w:p>
-          <w:p>
-            <w:pPr>
-              <w:spacing w:after="0" w:line="276" w:lineRule="auto"/>
-              <w:ind w:firstLine="567"/>
-              <w:jc w:val="both"/>
-              <w:rPr>
-                <w:sz w:val="26"/>
-                <w:szCs w:val="26"/>
-                <w:lang w:val="es-MX"/>
-              </w:rPr>
-            </w:pPr>
-            <w:r>
-              <w:rPr>
-                <w:sz w:val="26"/>
-                <w:szCs w:val="26"/>
-                <w:lang w:val="es-MX"/>
-              </w:rPr>
-              <w:t>- [TV.Loại giấy tờ tùy thân] số [TV.CMND] cấp ngày: [TV.Ngày cấp]. N</w:t>
-            </w:r>
-            <w:r>
-              <w:rPr>
-                <w:rFonts w:hint="eastAsia"/>
-                <w:sz w:val="26"/>
-                <w:szCs w:val="26"/>
-                <w:lang w:val="es-MX"/>
-              </w:rPr>
-              <w:t>ơ</w:t>
-            </w:r>
-            <w:r>
-              <w:rPr>
-                <w:sz w:val="26"/>
-                <w:szCs w:val="26"/>
-                <w:lang w:val="es-MX"/>
-              </w:rPr>
-              <w:t>i cấp: [TV.Nơi cấp]</w:t>
-            </w:r>
-          </w:p>
-          <w:p>
-            <w:pPr>
-              <w:spacing w:after="0" w:line="276" w:lineRule="auto"/>
-              <w:ind w:firstLine="567"/>
-              <w:jc w:val="both"/>
-              <w:rPr>
-                <w:sz w:val="26"/>
-                <w:szCs w:val="26"/>
-                <w:lang w:val="es-MX"/>
-              </w:rPr>
-            </w:pPr>
-            <w:r>
-              <w:rPr>
-                <w:sz w:val="26"/>
-                <w:szCs w:val="26"/>
-                <w:lang w:val="es-MX"/>
-              </w:rPr>
-              <w:t>- CMND số [TV.CMND cũ]</w:t>
-            </w:r>
-          </w:p>
-          <w:p>
-            <w:pPr>
-              <w:spacing w:after="0" w:line="276" w:lineRule="auto"/>
-              <w:ind w:firstLine="567"/>
-              <w:jc w:val="both"/>
-              <w:rPr>
-                <w:sz w:val="26"/>
-                <w:szCs w:val="26"/>
-                <w:lang w:val="es-MX"/>
-              </w:rPr>
-            </w:pPr>
-            <w:r>
-              <w:rPr>
-                <w:sz w:val="26"/>
-                <w:szCs w:val="26"/>
-                <w:lang w:val="es-MX"/>
-              </w:rPr>
-              <w:t>- Địa chỉ thường trú: [TV.Nơi thường trú]</w:t>
-            </w:r>
-          </w:p>
-          <w:p>
-            <w:pPr>
-              <w:spacing w:after="0" w:line="276" w:lineRule="auto"/>
-              <w:ind w:firstLine="567"/>
-              <w:jc w:val="both"/>
-              <w:rPr>
-                <w:sz w:val="26"/>
-                <w:szCs w:val="26"/>
-                <w:lang w:val="es-MX"/>
-              </w:rPr>
-            </w:pPr>
-            <w:r>
-              <w:rPr>
-                <w:sz w:val="26"/>
-                <w:szCs w:val="26"/>
-                <w:lang w:val="es-MX"/>
-              </w:rPr>
-              <w:t>- Địa chỉ hiện tại: [TV.</w:t>
-            </w:r>
-            <w:r>
-              <w:rPr>
-                <w:rFonts w:hint="eastAsia"/>
-                <w:sz w:val="26"/>
-                <w:szCs w:val="26"/>
-                <w:lang w:val="es-MX"/>
-              </w:rPr>
-              <w:t>Đ</w:t>
-            </w:r>
-            <w:r>
-              <w:rPr>
-                <w:sz w:val="26"/>
-                <w:szCs w:val="26"/>
-                <w:lang w:val="es-MX"/>
-              </w:rPr>
-              <w:t>ịa chỉ hiện tại]</w:t>
-            </w:r>
-          </w:p>
-        </w:tc>
-      </w:tr>
-    </w:tbl>
+    <w:p>
+      <w:pPr>
+        <w:spacing w:after="0" w:line="276" w:lineRule="auto"/>
+        <w:ind w:firstLine="567"/>
+        <w:jc w:val="both"/>
+        <w:rPr>
+          <w:rFonts w:ascii="Times New Roman" w:hAnsi="Times New Roman" w:cs="Times New Roman"/>
+          <w:sz w:val="26"/>
+          <w:szCs w:val="26"/>
+        </w:rPr>
+      </w:pPr>
+      <w:r>
+        <w:rPr>
+          <w:rFonts w:ascii="Times New Roman" w:hAnsi="Times New Roman" w:cs="Times New Roman"/>
+          <w:b/>
+          <w:sz w:val="26"/>
+          <w:szCs w:val="26"/>
+        </w:rPr>
+        <w:t xml:space="preserve">* </w:t>
+      </w:r>
+      <w:r>
+        <w:rPr>
+          <w:rFonts w:ascii="Times New Roman" w:hAnsi="Times New Roman" w:cs="Times New Roman"/>
+          <w:b/>
+          <w:sz w:val="26"/>
+          <w:szCs w:val="26"/>
+          <w:lang w:val="vi-VN"/>
+        </w:rPr>
+        <w:t>Họ tên</w:t>
+      </w:r>
+      <w:r>
+        <w:rPr>
+          <w:rFonts w:ascii="Times New Roman" w:hAnsi="Times New Roman" w:cs="Times New Roman"/>
+          <w:b/>
+          <w:sz w:val="26"/>
+          <w:szCs w:val="26"/>
+        </w:rPr>
+        <w:t>: [Tên khách hàng]</w:t>
+      </w:r>
+      <w:r>
+        <w:rPr>
+          <w:rFonts w:ascii="Times New Roman" w:hAnsi="Times New Roman" w:cs="Times New Roman"/>
+          <w:sz w:val="26"/>
+          <w:szCs w:val="26"/>
+        </w:rPr>
+        <w:t>. Sinh năm: [Năm sinh]</w:t>
+      </w:r>
+    </w:p>
+    <w:p>
+      <w:pPr>
+        <w:spacing w:after="0" w:line="276" w:lineRule="auto"/>
+        <w:ind w:firstLine="567"/>
+        <w:jc w:val="both"/>
+        <w:rPr>
+          <w:rFonts w:ascii="Times New Roman" w:hAnsi="Times New Roman" w:cs="Times New Roman"/>
+          <w:sz w:val="26"/>
+          <w:szCs w:val="26"/>
+        </w:rPr>
+      </w:pPr>
+      <w:r>
+        <w:rPr>
+          <w:rFonts w:ascii="Times New Roman" w:hAnsi="Times New Roman" w:cs="Times New Roman"/>
+          <w:sz w:val="26"/>
+          <w:szCs w:val="26"/>
+        </w:rPr>
+        <w:t>- [Loại giấy tờ tùy thân]</w:t>
+      </w:r>
+      <w:r>
+        <w:rPr>
+          <w:rFonts w:ascii="Times New Roman" w:hAnsi="Times New Roman" w:cs="Times New Roman"/>
+          <w:sz w:val="26"/>
+          <w:szCs w:val="26"/>
+          <w:lang w:val="vi-VN"/>
+        </w:rPr>
+        <w:t xml:space="preserve"> số [CMND] cấp</w:t>
+      </w:r>
+      <w:r>
+        <w:rPr>
+          <w:rFonts w:ascii="Times New Roman" w:hAnsi="Times New Roman" w:cs="Times New Roman"/>
+          <w:sz w:val="26"/>
+          <w:szCs w:val="26"/>
+        </w:rPr>
+        <w:t xml:space="preserve"> ngày</w:t>
+      </w:r>
+      <w:r>
+        <w:rPr>
+          <w:rFonts w:ascii="Times New Roman" w:hAnsi="Times New Roman" w:cs="Times New Roman"/>
+          <w:sz w:val="26"/>
+          <w:szCs w:val="26"/>
+          <w:lang w:val="vi-VN"/>
+        </w:rPr>
+        <w:t>: [Ngày cấp]</w:t>
+      </w:r>
+      <w:r>
+        <w:rPr>
+          <w:rFonts w:ascii="Times New Roman" w:hAnsi="Times New Roman" w:cs="Times New Roman"/>
+          <w:sz w:val="26"/>
+          <w:szCs w:val="26"/>
+        </w:rPr>
+        <w:t>. Nơi cấp</w:t>
+      </w:r>
+      <w:r>
+        <w:rPr>
+          <w:rFonts w:ascii="Times New Roman" w:hAnsi="Times New Roman" w:cs="Times New Roman"/>
+          <w:sz w:val="26"/>
+          <w:szCs w:val="26"/>
+          <w:lang w:val="vi-VN"/>
+        </w:rPr>
+        <w:t>: [Nơi cấp]</w:t>
+      </w:r>
+    </w:p>
+    <w:p>
+      <w:pPr>
+        <w:spacing w:after="0" w:line="276" w:lineRule="auto"/>
+        <w:ind w:firstLine="567"/>
+        <w:jc w:val="both"/>
+        <w:rPr>
+          <w:rFonts w:ascii="Times New Roman" w:hAnsi="Times New Roman" w:cs="Times New Roman"/>
+          <w:sz w:val="26"/>
+          <w:szCs w:val="26"/>
+        </w:rPr>
+      </w:pPr>
+      <w:r>
+        <w:rPr>
+          <w:rFonts w:ascii="Times New Roman" w:hAnsi="Times New Roman" w:cs="Times New Roman"/>
+          <w:sz w:val="26"/>
+          <w:szCs w:val="26"/>
+        </w:rPr>
+        <w:t>- CMND số [CMND cũ]</w:t>
+      </w:r>
+    </w:p>
+    <w:p>
+      <w:pPr>
+        <w:spacing w:after="0" w:line="276" w:lineRule="auto"/>
+        <w:ind w:firstLine="567"/>
+        <w:jc w:val="both"/>
+        <w:rPr>
+          <w:rFonts w:ascii="Times New Roman" w:hAnsi="Times New Roman" w:cs="Times New Roman"/>
+          <w:sz w:val="26"/>
+          <w:szCs w:val="26"/>
+        </w:rPr>
+      </w:pPr>
+      <w:r>
+        <w:rPr>
+          <w:rFonts w:ascii="Times New Roman" w:hAnsi="Times New Roman" w:cs="Times New Roman"/>
+          <w:sz w:val="26"/>
+          <w:szCs w:val="26"/>
+        </w:rPr>
+        <w:t>- Nơi thường trú: [Nơi thường trú]</w:t>
+      </w:r>
+    </w:p>
+    <w:p>
+      <w:pPr>
+        <w:widowControl w:val="0"/>
+        <w:spacing w:after="0" w:line="276" w:lineRule="auto"/>
+        <w:ind w:firstLine="567"/>
+        <w:jc w:val="both"/>
+        <w:rPr>
+          <w:rFonts w:ascii="Times New Roman" w:hAnsi="Times New Roman" w:cs="Times New Roman"/>
+          <w:iCs/>
+          <w:sz w:val="26"/>
+          <w:szCs w:val="26"/>
+        </w:rPr>
+      </w:pPr>
+      <w:r>
+        <w:rPr>
+          <w:rFonts w:ascii="Times New Roman" w:hAnsi="Times New Roman" w:cs="Times New Roman"/>
+          <w:sz w:val="26"/>
+          <w:szCs w:val="26"/>
+        </w:rPr>
+        <w:t>- Địa chỉ hiện tại:</w:t>
+      </w:r>
+      <w:r>
+        <w:rPr>
+          <w:rFonts w:ascii="Times New Roman" w:hAnsi="Times New Roman" w:cs="Times New Roman"/>
+          <w:iCs/>
+          <w:sz w:val="26"/>
+          <w:szCs w:val="26"/>
+        </w:rPr>
+        <w:t xml:space="preserve"> [Địa chỉ]</w:t>
+      </w:r>
+    </w:p>
+    <w:p>
+      <w:pPr>
+        <w:spacing w:after="0" w:line="276" w:lineRule="auto"/>
+        <w:ind w:firstLine="567"/>
+        <w:jc w:val="both"/>
+        <w:rPr>
+          <w:rFonts w:ascii="Times New Roman" w:hAnsi="Times New Roman" w:cs="Times New Roman"/>
+          <w:sz w:val="26"/>
+          <w:szCs w:val="26"/>
+          <w:lang w:val="es-MX"/>
+        </w:rPr>
+      </w:pPr>
+      <w:r>
+        <w:rPr>
+          <w:rFonts w:ascii="Times New Roman" w:hAnsi="Times New Roman" w:cs="Times New Roman"/>
+          <w:b/>
+          <w:sz w:val="26"/>
+          <w:szCs w:val="26"/>
+          <w:lang w:val="es-MX"/>
+        </w:rPr>
+        <w:t>* Họ tên:</w:t>
+      </w:r>
+      <w:r>
+        <w:rPr>
+          <w:rFonts w:ascii="Times New Roman" w:hAnsi="Times New Roman" w:cs="Times New Roman"/>
+          <w:sz w:val="26"/>
+          <w:szCs w:val="26"/>
+          <w:lang w:val="es-MX"/>
+        </w:rPr>
+        <w:t xml:space="preserve"> </w:t>
+      </w:r>
+      <w:r>
+        <w:rPr>
+          <w:rFonts w:ascii="Times New Roman" w:hAnsi="Times New Roman" w:cs="Times New Roman"/>
+          <w:b/>
+          <w:sz w:val="26"/>
+          <w:szCs w:val="26"/>
+          <w:lang w:val="es-MX"/>
+        </w:rPr>
+        <w:t>[TV.Họ và tên]</w:t>
+      </w:r>
+      <w:r>
+        <w:rPr>
+          <w:rFonts w:ascii="Times New Roman" w:hAnsi="Times New Roman" w:cs="Times New Roman"/>
+          <w:sz w:val="26"/>
+          <w:szCs w:val="26"/>
+          <w:lang w:val="es-MX"/>
+        </w:rPr>
+        <w:t xml:space="preserve">. </w:t>
+      </w:r>
+      <w:r>
+        <w:rPr>
+          <w:rFonts w:ascii="Times New Roman" w:hAnsi="Times New Roman" w:cs="Times New Roman"/>
+          <w:sz w:val="26"/>
+          <w:szCs w:val="26"/>
+        </w:rPr>
+        <w:t>Sinh năm: [TV.Năm sinh]</w:t>
+      </w:r>
+    </w:p>
+    <w:p>
+      <w:pPr>
+        <w:spacing w:after="0" w:line="276" w:lineRule="auto"/>
+        <w:ind w:firstLine="567"/>
+        <w:jc w:val="both"/>
+        <w:rPr>
+          <w:rFonts w:ascii="Times New Roman" w:hAnsi="Times New Roman" w:cs="Times New Roman"/>
+          <w:sz w:val="26"/>
+          <w:szCs w:val="26"/>
+          <w:lang w:val="es-MX"/>
+        </w:rPr>
+      </w:pPr>
+      <w:r>
+        <w:rPr>
+          <w:rFonts w:ascii="Times New Roman" w:hAnsi="Times New Roman" w:cs="Times New Roman"/>
+          <w:sz w:val="26"/>
+          <w:szCs w:val="26"/>
+          <w:lang w:val="es-MX"/>
+        </w:rPr>
+        <w:t>- [TV.Loại giấy tờ tùy thân] số [TV.CMND] cấp ngày: [TV.Ngày cấp]. Nơi cấp: [TV.Nơi cấp]</w:t>
+      </w:r>
+    </w:p>
+    <w:p>
+      <w:pPr>
+        <w:spacing w:after="0" w:line="276" w:lineRule="auto"/>
+        <w:ind w:firstLine="567"/>
+        <w:jc w:val="both"/>
+        <w:rPr>
+          <w:rFonts w:ascii="Times New Roman" w:hAnsi="Times New Roman" w:cs="Times New Roman"/>
+          <w:sz w:val="26"/>
+          <w:szCs w:val="26"/>
+          <w:lang w:val="es-MX"/>
+        </w:rPr>
+      </w:pPr>
+      <w:r>
+        <w:rPr>
+          <w:rFonts w:ascii="Times New Roman" w:hAnsi="Times New Roman" w:cs="Times New Roman"/>
+          <w:sz w:val="26"/>
+          <w:szCs w:val="26"/>
+          <w:lang w:val="es-MX"/>
+        </w:rPr>
+        <w:t>- CMND số [TV.CMND cũ]</w:t>
+      </w:r>
+    </w:p>
+    <w:p>
+      <w:pPr>
+        <w:spacing w:after="0" w:line="276" w:lineRule="auto"/>
+        <w:ind w:firstLine="567"/>
+        <w:jc w:val="both"/>
+        <w:rPr>
+          <w:rFonts w:ascii="Times New Roman" w:hAnsi="Times New Roman" w:cs="Times New Roman"/>
+          <w:sz w:val="26"/>
+          <w:szCs w:val="26"/>
+          <w:lang w:val="es-MX"/>
+        </w:rPr>
+      </w:pPr>
+      <w:r>
+        <w:rPr>
+          <w:rFonts w:ascii="Times New Roman" w:hAnsi="Times New Roman" w:cs="Times New Roman"/>
+          <w:sz w:val="26"/>
+          <w:szCs w:val="26"/>
+          <w:lang w:val="es-MX"/>
+        </w:rPr>
+        <w:t>- Nơi thường trú: [TV.Nơi thường trú]</w:t>
+      </w:r>
+    </w:p>
+    <w:p>
+      <w:pPr>
+        <w:widowControl w:val="0"/>
+        <w:spacing w:after="0" w:line="276" w:lineRule="auto"/>
+        <w:ind w:firstLine="567"/>
+        <w:jc w:val="both"/>
+        <w:rPr>
+          <w:rFonts w:ascii="Times New Roman" w:eastAsia="Calibri" w:hAnsi="Times New Roman" w:cs="Times New Roman"/>
+          <w:b/>
+          <w:bCs/>
+          <w:color w:val="000000"/>
+          <w:sz w:val="26"/>
+          <w:szCs w:val="26"/>
+          <w:lang w:val="fr-FR"/>
+        </w:rPr>
+      </w:pPr>
+      <w:r>
+        <w:rPr>
+          <w:rFonts w:ascii="Times New Roman" w:hAnsi="Times New Roman" w:cs="Times New Roman"/>
+          <w:sz w:val="26"/>
+          <w:szCs w:val="26"/>
+          <w:lang w:val="es-MX"/>
+        </w:rPr>
+        <w:t>- Địa chỉ hiện tại: [TV.Địa chỉ hiện tại]</w:t>
+      </w:r>
+    </w:p>
     <w:p>
       <w:pPr>
         <w:widowControl w:val="0"/>
@@ -2681,7 +2585,52 @@
           <w:sz w:val="26"/>
           <w:szCs w:val="26"/>
         </w:rPr>
-        <w:t>3.1. Định giá thời điểm cấp tín dụng</w:t>
+        <w:t xml:space="preserve">3.1. </w:t>
+      </w:r>
+      <w:r>
+        <w:rPr>
+          <w:rFonts w:ascii="Times New Roman" w:eastAsia="Times New Roman" w:hAnsi="Times New Roman" w:cs="Times New Roman"/>
+          <w:b/>
+          <w:bCs/>
+          <w:sz w:val="26"/>
+          <w:szCs w:val="26"/>
+        </w:rPr>
+        <w:t>Phương pháp định giá</w:t>
+      </w:r>
+    </w:p>
+    <w:p>
+      <w:pPr>
+        <w:widowControl w:val="0"/>
+        <w:spacing w:after="0" w:line="276" w:lineRule="auto"/>
+        <w:ind w:firstLine="567"/>
+        <w:jc w:val="both"/>
+        <w:rPr>
+          <w:rFonts w:ascii="Times New Roman" w:eastAsia="Times New Roman" w:hAnsi="Times New Roman" w:cs="Times New Roman"/>
+          <w:b/>
+          <w:bCs/>
+          <w:sz w:val="26"/>
+          <w:szCs w:val="26"/>
+        </w:rPr>
+      </w:pPr>
+      <w:r>
+        <w:rPr>
+          <w:rFonts w:ascii="Times New Roman" w:eastAsia="Times New Roman" w:hAnsi="Times New Roman" w:cs="Times New Roman"/>
+          <w:b/>
+          <w:bCs/>
+          <w:sz w:val="26"/>
+          <w:szCs w:val="26"/>
+        </w:rPr>
+        <w:t xml:space="preserve">3.2. </w:t>
+      </w:r>
+      <w:r>
+        <w:rPr>
+          <w:rFonts w:ascii="Times New Roman" w:eastAsia="Times New Roman" w:hAnsi="Times New Roman" w:cs="Times New Roman"/>
+          <w:b/>
+          <w:bCs/>
+          <w:sz w:val="26"/>
+          <w:szCs w:val="26"/>
+        </w:rPr>
+        <w:t>Định giá thời điểm cấp tín dụng</w:t>
       </w:r>
     </w:p>
     <w:p>
@@ -2792,7 +2741,27 @@
           <w:sz w:val="26"/>
           <w:szCs w:val="26"/>
         </w:rPr>
-        <w:t>3.2. Định giá thời điểm xác định lại giá trị TSBĐ</w:t>
+        <w:t>3.</w:t>
+      </w:r>
+      <w:r>
+        <w:rPr>
+          <w:rFonts w:ascii="Times New Roman" w:eastAsia="Times New Roman" w:hAnsi="Times New Roman" w:cs="Times New Roman"/>
+          <w:b/>
+          <w:bCs/>
+          <w:sz w:val="26"/>
+          <w:szCs w:val="26"/>
+        </w:rPr>
+        <w:t>3</w:t>
+      </w:r>
+      <w:r>
+        <w:rPr>
+          <w:rFonts w:ascii="Times New Roman" w:eastAsia="Times New Roman" w:hAnsi="Times New Roman" w:cs="Times New Roman"/>
+          <w:b/>
+          <w:bCs/>
+          <w:sz w:val="26"/>
+          <w:szCs w:val="26"/>
+        </w:rPr>
+        <w:t>. Định giá thời điểm xác định lại giá trị TSBĐ</w:t>
       </w:r>
     </w:p>
     <w:p>
@@ -4094,6 +4063,7 @@
   <w:style w:type="character" w:default="1" w:styleId="DefaultParagraphFont">
     <w:name w:val="Default Paragraph Font"/>
     <w:uiPriority w:val="1"/>
+    <w:semiHidden/>
     <w:unhideWhenUsed/>
   </w:style>
   <w:style w:type="table" w:default="1" w:styleId="TableNormal">
